--- a/a7/build/out/u6/A7 6.03 Pythagorean Theorem - Question Bank.docx
+++ b/a7/build/out/u6/A7 6.03 Pythagorean Theorem - Question Bank.docx
@@ -323,7 +323,7 @@
                 <w:color w:val="1A1A1A"/>
                 <w:sz w:val="22"/>
               </w:rPr>
-              <w:t>Legs of 4 in and 11 in</w:t>
+              <w:t>Legs of 4 inches and 11 inches</w:t>
             </w:r>
           </w:p>
           <w:p>
@@ -626,7 +626,7 @@
                 <w:color w:val="1A1A1A"/>
                 <w:sz w:val="22"/>
               </w:rPr>
-              <w:t>Hypotenuse 61 in, one leg 60 in</w:t>
+              <w:t>Hypotenuse 61 inches, one leg 60 inches</w:t>
             </w:r>
           </w:p>
           <w:p>
@@ -698,7 +698,7 @@
                 <w:color w:val="1A1A1A"/>
                 <w:sz w:val="22"/>
               </w:rPr>
-              <w:t>A rectangle is 5 in wide and 12 in long. How long is its diagonal?</w:t>
+              <w:t>A rectangle is 5 inches wide and 12 inches long. How long is its diagonal?</w:t>
             </w:r>
           </w:p>
           <w:p>
